--- a/docs/Sorting_Apocalypse_Preliminary_GDD_v0.10.docx
+++ b/docs/Sorting_Apocalypse_Preliminary_GDD_v0.10.docx
@@ -4217,7 +4217,7 @@
         <w:widowControl/>
       </w:pPr>
       <w:r>
-        <w:t>The accepted in-engine builder, saved scene and final overview are now the working dimensional authority, subordinate to later explicit decisions. Detailed Topology V3 and Basic Structural Schematic V2 remain unchanged historical intent references; do not revert approved in-engine refinements to match their pixels. Visual Direction v0.5 recorded the service spaces, Kitchen-from-B routing, Medical alignment and abandoned-stub deferral at that checkpoint; Visual Direction v0.6 is the current visual authority. [V05, A17, D16-R02]</w:t>
+        <w:t>The accepted in-engine builder, saved scene and final overview are now the working dimensional authority, subordinate to later explicit decisions. Detailed Topology V3 and Basic Structural Schematic V2 remain unchanged historical intent references; do not revert approved in-engine refinements to match their pixels. Visual Direction v0.5 recorded the service spaces, Kitchen-from-B routing, Medical alignment and abandoned-stub deferral at that checkpoint; Visual Direction v0.7 is the current visual authority. [V05, A17, D16-R02]</w:t>
       </w:r>
     </w:p>
     <w:p>
